--- a/CV_Mohamed_Elaadly.docx
+++ b/CV_Mohamed_Elaadly.docx
@@ -150,7 +150,7 @@
           <w:spacing w:val="0"/>
           <w:color w:val="141414"/>
         </w:rPr>
-        <w:t xml:space="preserve">ISTQB-certified QA Engineer (Foundation, Test Automation Engineering, Performance Testing, Automotive) with 3+ years testing web, mobile, and API systems across fintech, automotive safety, and AI/ML products. Currently lead QA for a fintech mobile wallet serving millions of users at Astra Tech, where I raised automated test coverage from 60% to 87% and mentor a team of three engineers. Built automation frameworks in Playwright, Appium, and REST Assured across Java and Python, and have validated AI systems (static analysis, NLP, classification) for correctness beyond fixed-answer testing. Comfortable owning quality end-to-end: test strategy, framework architecture, CI/CD integration, and defect triage in Agile teams with distributed stakeholders (Germany, Romania, UAE, Egypt).</w:t>
+        <w:t xml:space="preserve">ISTQB-certified QA Engineer (Foundation, Test Automation Engineering, Performance Testing, Automotive) with 3+ years testing web, mobile, and API systems across fintech payments, automotive safety, and AI/ML products. Currently lead QA for Astra Tech's merchant acquiring platform, specializing in CIT/MIT-compliant payment flows (the Visa/Mastercard stored-credential framework), dynamic currency conversion (DCC), and card/settlement data integrity — where I raised automated test coverage from 60% to 87% and mentor a team of three engineers. Built automation frameworks in Playwright, Appium, and REST Assured across Java and Python, and have validated AI systems (static analysis, NLP, classification) for correctness beyond fixed-answer testing. Comfortable owning quality end-to-end: test strategy, framework architecture, CI/CD integration, and defect triage in Agile teams with distributed stakeholders (Germany, Romania, UAE, Egypt).</w:t>
       </w:r>
     </w:p>
     <w:p>
@@ -227,65 +227,94 @@
           <w:spacing w:val="0"/>
           <w:color w:val="141414"/>
         </w:rPr>
-        <w:t xml:space="preserve">Lead QA for a fintech mobile wallet processing P2P transfers, bill payments, and merchant transactions for millions of active users.</w:t>
-      </w:r>
-    </w:p>
-    <w:p>
-      <w:pPr>
-        <w:ind w:left="720" w:first-line="-720"/>
-        <w:spacing w:after="30"/>
-      </w:pPr>
-      <w:r>
-        <w:rPr>
-          <w:rFonts w:ascii="Arial" w:hAnsi="Arial" w:cs="Arial"/>
-          <w:sz w:val="26"/>
-          <w:sz-cs w:val="26"/>
-          <w:color w:val="141414"/>
-        </w:rPr>
-        <w:t xml:space="preserve"/>
-        <w:tab/>
-        <w:t xml:space="preserve">•</w:t>
-        <w:tab/>
-        <w:t xml:space="preserve"/>
-      </w:r>
-      <w:r>
-        <w:rPr>
-          <w:rFonts w:ascii="Arial" w:hAnsi="Arial" w:cs="Arial"/>
-          <w:sz w:val="26"/>
-          <w:sz-cs w:val="26"/>
-          <w:spacing w:val="0"/>
-          <w:color w:val="141414"/>
-        </w:rPr>
-        <w:t xml:space="preserve">Raised automated test coverage from 60% to 87% by building and scaling a Playwright (UI) and Appium (iOS/Android) automation suite in Java with TestNG and Cucumber BDD.</w:t>
-      </w:r>
-    </w:p>
-    <w:p>
-      <w:pPr>
-        <w:ind w:left="720" w:first-line="-720"/>
-        <w:spacing w:after="30"/>
-      </w:pPr>
-      <w:r>
-        <w:rPr>
-          <w:rFonts w:ascii="Arial" w:hAnsi="Arial" w:cs="Arial"/>
-          <w:sz w:val="26"/>
-          <w:sz-cs w:val="26"/>
-          <w:color w:val="141414"/>
-        </w:rPr>
-        <w:t xml:space="preserve"/>
-        <w:tab/>
-        <w:t xml:space="preserve">•</w:t>
-        <w:tab/>
-        <w:t xml:space="preserve"/>
-      </w:r>
-      <w:r>
-        <w:rPr>
-          <w:rFonts w:ascii="Arial" w:hAnsi="Arial" w:cs="Arial"/>
-          <w:sz w:val="26"/>
-          <w:sz-cs w:val="26"/>
-          <w:spacing w:val="0"/>
-          <w:color w:val="141414"/>
-        </w:rPr>
-        <w:t xml:space="preserve">Own API test automation using REST Assured and Postman, validating payment workflows against MongoDB and MySQL test data stores.</w:t>
+        <w:t xml:space="preserve">Lead QA for Astra Tech's merchant acquiring platform, covering CIT/MIT-compliant payment flows (Visa/Mastercard stored-credential framework), dynamic currency conversion (DCC) configuration, and merchant onboarding/configuration across millions of transactions.</w:t>
+      </w:r>
+    </w:p>
+    <w:p>
+      <w:pPr>
+        <w:ind w:left="720" w:first-line="-720"/>
+        <w:spacing w:after="30"/>
+      </w:pPr>
+      <w:r>
+        <w:rPr>
+          <w:rFonts w:ascii="Arial" w:hAnsi="Arial" w:cs="Arial"/>
+          <w:sz w:val="26"/>
+          <w:sz-cs w:val="26"/>
+          <w:color w:val="141414"/>
+        </w:rPr>
+        <w:t xml:space="preserve"/>
+        <w:tab/>
+        <w:t xml:space="preserve">•</w:t>
+        <w:tab/>
+        <w:t xml:space="preserve"/>
+      </w:r>
+      <w:r>
+        <w:rPr>
+          <w:rFonts w:ascii="Arial" w:hAnsi="Arial" w:cs="Arial"/>
+          <w:sz w:val="26"/>
+          <w:sz-cs w:val="26"/>
+          <w:spacing w:val="0"/>
+          <w:color w:val="141414"/>
+        </w:rPr>
+        <w:t xml:space="preserve">Designed and executed test coverage spanning API, database, and reporting layers — including DCC rebate/markup calculation, multi-currency settlement, and card BIN data validation pipelines.</w:t>
+      </w:r>
+    </w:p>
+    <w:p>
+      <w:pPr>
+        <w:ind w:left="720" w:first-line="-720"/>
+        <w:spacing w:after="30"/>
+      </w:pPr>
+      <w:r>
+        <w:rPr>
+          <w:rFonts w:ascii="Arial" w:hAnsi="Arial" w:cs="Arial"/>
+          <w:sz w:val="26"/>
+          <w:sz-cs w:val="26"/>
+          <w:color w:val="141414"/>
+        </w:rPr>
+        <w:t xml:space="preserve"/>
+        <w:tab/>
+        <w:t xml:space="preserve">•</w:t>
+        <w:tab/>
+        <w:t xml:space="preserve"/>
+      </w:r>
+      <w:r>
+        <w:rPr>
+          <w:rFonts w:ascii="Arial" w:hAnsi="Arial" w:cs="Arial"/>
+          <w:sz w:val="26"/>
+          <w:sz-cs w:val="26"/>
+          <w:spacing w:val="0"/>
+          <w:color w:val="141414"/>
+        </w:rPr>
+        <w:t xml:space="preserve">Built and scaled automation suites (Playwright, Appium, REST Assured) in Java with TestNG and Cucumber BDD, raising automated test coverage from 60% to 87%.</w:t>
+      </w:r>
+    </w:p>
+    <w:p>
+      <w:pPr>
+        <w:ind w:left="720" w:first-line="-720"/>
+        <w:spacing w:after="30"/>
+      </w:pPr>
+      <w:r>
+        <w:rPr>
+          <w:rFonts w:ascii="Arial" w:hAnsi="Arial" w:cs="Arial"/>
+          <w:sz w:val="26"/>
+          <w:sz-cs w:val="26"/>
+          <w:color w:val="141414"/>
+        </w:rPr>
+        <w:t xml:space="preserve"/>
+        <w:tab/>
+        <w:t xml:space="preserve">•</w:t>
+        <w:tab/>
+        <w:t xml:space="preserve"/>
+      </w:r>
+      <w:r>
+        <w:rPr>
+          <w:rFonts w:ascii="Arial" w:hAnsi="Arial" w:cs="Arial"/>
+          <w:sz w:val="26"/>
+          <w:sz-cs w:val="26"/>
+          <w:spacing w:val="0"/>
+          <w:color w:val="141414"/>
+        </w:rPr>
+        <w:t xml:space="preserve">Identified and drove to resolution production-impacting defects across the stack, including a SQL-injection input-validation gap in a card-data import pipeline and multiple currency/configuration edge cases in DCC rebate calculation.</w:t>
       </w:r>
     </w:p>
     <w:p>

--- a/CV_Mohamed_Elaadly.docx
+++ b/CV_Mohamed_Elaadly.docx
@@ -150,7 +150,7 @@
           <w:spacing w:val="0"/>
           <w:color w:val="141414"/>
         </w:rPr>
-        <w:t xml:space="preserve">ISTQB-certified QA Engineer (Foundation, Test Automation Engineering, Performance Testing, Automotive) with 3+ years testing web, mobile, and API systems across fintech payments, automotive safety, and AI/ML products. Currently lead QA for Astra Tech's merchant acquiring platform, specializing in CIT/MIT-compliant payment flows (the Visa/Mastercard stored-credential framework), dynamic currency conversion (DCC), and card/settlement data integrity — where I raised automated test coverage from 60% to 87% and mentor a team of three engineers. Built automation frameworks in Playwright, Appium, and REST Assured across Java and Python, and have validated AI systems (static analysis, NLP, classification) for correctness beyond fixed-answer testing. Comfortable owning quality end-to-end: test strategy, framework architecture, CI/CD integration, and defect triage in Agile teams with distributed stakeholders (Germany, Romania, UAE, Egypt).</w:t>
+        <w:t xml:space="preserve">ISTQB-certified QA Engineer (Foundation, Test Automation Engineering, Performance Testing, Automotive) with 3+ years testing web, mobile, and API systems across fintech payments, automotive safety, and AI/ML products. Currently lead QA for Astra Tech's merchant acquiring &amp; payment core platform (Botim), covering CIT/MIT-compliant payment flows (the Visa/Mastercard stored-credential framework), recurring/tokenized payments, dynamic currency conversion (DCC), card data integrity, and the merchant-facing admin portal — where I raised automated test coverage from 60% to 87% and mentor a team of three engineers. Built automation frameworks in Playwright, Appium, and REST Assured across Java and Python, and have validated AI systems (static analysis, NLP, classification) for correctness beyond fixed-answer testing. Comfortable owning quality end-to-end: test strategy, framework architecture, CI/CD integration, and defect triage in Agile teams with distributed stakeholders (Germany, Romania, UAE, Egypt).</w:t>
       </w:r>
     </w:p>
     <w:p>
@@ -227,36 +227,65 @@
           <w:spacing w:val="0"/>
           <w:color w:val="141414"/>
         </w:rPr>
-        <w:t xml:space="preserve">Lead QA for Astra Tech's merchant acquiring platform, covering CIT/MIT-compliant payment flows (Visa/Mastercard stored-credential framework), dynamic currency conversion (DCC) configuration, and merchant onboarding/configuration across millions of transactions.</w:t>
-      </w:r>
-    </w:p>
-    <w:p>
-      <w:pPr>
-        <w:ind w:left="720" w:first-line="-720"/>
-        <w:spacing w:after="30"/>
-      </w:pPr>
-      <w:r>
-        <w:rPr>
-          <w:rFonts w:ascii="Arial" w:hAnsi="Arial" w:cs="Arial"/>
-          <w:sz w:val="26"/>
-          <w:sz-cs w:val="26"/>
-          <w:color w:val="141414"/>
-        </w:rPr>
-        <w:t xml:space="preserve"/>
-        <w:tab/>
-        <w:t xml:space="preserve">•</w:t>
-        <w:tab/>
-        <w:t xml:space="preserve"/>
-      </w:r>
-      <w:r>
-        <w:rPr>
-          <w:rFonts w:ascii="Arial" w:hAnsi="Arial" w:cs="Arial"/>
-          <w:sz w:val="26"/>
-          <w:sz-cs w:val="26"/>
-          <w:spacing w:val="0"/>
-          <w:color w:val="141414"/>
-        </w:rPr>
-        <w:t xml:space="preserve">Designed and executed test coverage spanning API, database, and reporting layers — including DCC rebate/markup calculation, multi-currency settlement, and card BIN data validation pipelines.</w:t>
+        <w:t xml:space="preserve">Lead QA for Astra Tech's merchant acquiring &amp; payment core platform (Botim), covering CIT/MIT-compliant payment flows (Visa/Mastercard stored-credential framework), recurring/tokenized (subscription) payments, and dynamic currency conversion (DCC) across millions of transactions.</w:t>
+      </w:r>
+    </w:p>
+    <w:p>
+      <w:pPr>
+        <w:ind w:left="720" w:first-line="-720"/>
+        <w:spacing w:after="30"/>
+      </w:pPr>
+      <w:r>
+        <w:rPr>
+          <w:rFonts w:ascii="Arial" w:hAnsi="Arial" w:cs="Arial"/>
+          <w:sz w:val="26"/>
+          <w:sz-cs w:val="26"/>
+          <w:color w:val="141414"/>
+        </w:rPr>
+        <w:t xml:space="preserve"/>
+        <w:tab/>
+        <w:t xml:space="preserve">•</w:t>
+        <w:tab/>
+        <w:t xml:space="preserve"/>
+      </w:r>
+      <w:r>
+        <w:rPr>
+          <w:rFonts w:ascii="Arial" w:hAnsi="Arial" w:cs="Arial"/>
+          <w:sz w:val="26"/>
+          <w:sz-cs w:val="26"/>
+          <w:spacing w:val="0"/>
+          <w:color w:val="141414"/>
+        </w:rPr>
+        <w:t xml:space="preserve">Test the merchant-facing admin portal (DCC/rebate detail views, statement and report downloads, merchant auth configuration) alongside backend APIs, databases, and card BIN data-integrity pipelines.</w:t>
+      </w:r>
+    </w:p>
+    <w:p>
+      <w:pPr>
+        <w:ind w:left="720" w:first-line="-720"/>
+        <w:spacing w:after="30"/>
+      </w:pPr>
+      <w:r>
+        <w:rPr>
+          <w:rFonts w:ascii="Arial" w:hAnsi="Arial" w:cs="Arial"/>
+          <w:sz w:val="26"/>
+          <w:sz-cs w:val="26"/>
+          <w:color w:val="141414"/>
+        </w:rPr>
+        <w:t xml:space="preserve"/>
+        <w:tab/>
+        <w:t xml:space="preserve">•</w:t>
+        <w:tab/>
+        <w:t xml:space="preserve"/>
+      </w:r>
+      <w:r>
+        <w:rPr>
+          <w:rFonts w:ascii="Arial" w:hAnsi="Arial" w:cs="Arial"/>
+          <w:sz w:val="26"/>
+          <w:sz-cs w:val="26"/>
+          <w:spacing w:val="0"/>
+          <w:color w:val="141414"/>
+        </w:rPr>
+        <w:t xml:space="preserve">Designed and executed test coverage spanning API, database, portal UI, and reporting layers — including DCC rebate/markup calculation, multi-currency settlement, and statement/reporting system performance.</w:t>
       </w:r>
     </w:p>
     <w:p>
@@ -314,36 +343,36 @@
           <w:spacing w:val="0"/>
           <w:color w:val="141414"/>
         </w:rPr>
-        <w:t xml:space="preserve">Identified and drove to resolution production-impacting defects across the stack, including a SQL-injection input-validation gap in a card-data import pipeline and multiple currency/configuration edge cases in DCC rebate calculation.</w:t>
-      </w:r>
-    </w:p>
-    <w:p>
-      <w:pPr>
-        <w:ind w:left="720" w:first-line="-720"/>
-        <w:spacing w:after="30"/>
-      </w:pPr>
-      <w:r>
-        <w:rPr>
-          <w:rFonts w:ascii="Arial" w:hAnsi="Arial" w:cs="Arial"/>
-          <w:sz w:val="26"/>
-          <w:sz-cs w:val="26"/>
-          <w:color w:val="141414"/>
-        </w:rPr>
-        <w:t xml:space="preserve"/>
-        <w:tab/>
-        <w:t xml:space="preserve">•</w:t>
-        <w:tab/>
-        <w:t xml:space="preserve"/>
-      </w:r>
-      <w:r>
-        <w:rPr>
-          <w:rFonts w:ascii="Arial" w:hAnsi="Arial" w:cs="Arial"/>
-          <w:sz w:val="26"/>
-          <w:sz-cs w:val="26"/>
-          <w:spacing w:val="0"/>
-          <w:color w:val="141414"/>
-        </w:rPr>
-        <w:t xml:space="preserve">Integrated the full automated suite into Jenkins CI/CD, combining cross-browser frontend coverage with backend API verification in a single pipeline.</w:t>
+        <w:t xml:space="preserve">Identified and drove to resolution production-impacting defects across the stack, including a SQL-injection input-validation gap in a card-data pipeline, multiple currency/configuration edge cases in DCC rebate calculation, and data-integrity issues in automated reporting/notification pipelines.</w:t>
+      </w:r>
+    </w:p>
+    <w:p>
+      <w:pPr>
+        <w:ind w:left="720" w:first-line="-720"/>
+        <w:spacing w:after="30"/>
+      </w:pPr>
+      <w:r>
+        <w:rPr>
+          <w:rFonts w:ascii="Arial" w:hAnsi="Arial" w:cs="Arial"/>
+          <w:sz w:val="26"/>
+          <w:sz-cs w:val="26"/>
+          <w:color w:val="141414"/>
+        </w:rPr>
+        <w:t xml:space="preserve"/>
+        <w:tab/>
+        <w:t xml:space="preserve">•</w:t>
+        <w:tab/>
+        <w:t xml:space="preserve"/>
+      </w:r>
+      <w:r>
+        <w:rPr>
+          <w:rFonts w:ascii="Arial" w:hAnsi="Arial" w:cs="Arial"/>
+          <w:sz w:val="26"/>
+          <w:sz-cs w:val="26"/>
+          <w:spacing w:val="0"/>
+          <w:color w:val="141414"/>
+        </w:rPr>
+        <w:t xml:space="preserve">Integrated the full automated suite into Jenkins CI/CD, combining cross-browser frontend, portal, and backend API verification in a single pipeline.</w:t>
       </w:r>
     </w:p>
     <w:p>

--- a/CV_Mohamed_Elaadly.docx
+++ b/CV_Mohamed_Elaadly.docx
@@ -35,8 +35,9 @@
           <w:rFonts w:ascii="Arial" w:hAnsi="Arial" w:cs="Arial"/>
           <w:sz w:val="23"/>
           <w:sz-cs w:val="23"/>
-          <w:spacing w:val="0"/>
-          <w:color w:val="141414"/>
+          <w:u w:val="single"/>
+          <w:spacing w:val="0"/>
+          <w:color w:val="1640A0"/>
         </w:rPr>
         <w:t xml:space="preserve">mohamedbasem512@gmail.com</w:t>
       </w:r>
@@ -55,8 +56,9 @@
           <w:rFonts w:ascii="Arial" w:hAnsi="Arial" w:cs="Arial"/>
           <w:sz w:val="23"/>
           <w:sz-cs w:val="23"/>
-          <w:spacing w:val="0"/>
-          <w:color w:val="141414"/>
+          <w:u w:val="single"/>
+          <w:spacing w:val="0"/>
+          <w:color w:val="1640A0"/>
         </w:rPr>
         <w:t xml:space="preserve">linkedin.com/in/mohamed-basem-848135180</w:t>
       </w:r>
@@ -88,8 +90,9 @@
           <w:rFonts w:ascii="Arial" w:hAnsi="Arial" w:cs="Arial"/>
           <w:sz w:val="23"/>
           <w:sz-cs w:val="23"/>
-          <w:spacing w:val="0"/>
-          <w:color w:val="141414"/>
+          <w:u w:val="single"/>
+          <w:spacing w:val="0"/>
+          <w:color w:val="1640A0"/>
         </w:rPr>
         <w:t xml:space="preserve">mohbasem25.github.io</w:t>
       </w:r>
@@ -108,8 +111,9 @@
           <w:rFonts w:ascii="Arial" w:hAnsi="Arial" w:cs="Arial"/>
           <w:sz w:val="23"/>
           <w:sz-cs w:val="23"/>
-          <w:spacing w:val="0"/>
-          <w:color w:val="141414"/>
+          <w:u w:val="single"/>
+          <w:spacing w:val="0"/>
+          <w:color w:val="1640A0"/>
         </w:rPr>
         <w:t xml:space="preserve">github.com/mohbasem25</w:t>
       </w:r>

--- a/CV_Mohamed_Elaadly.docx
+++ b/CV_Mohamed_Elaadly.docx
@@ -1448,6 +1448,86 @@
           <w:color w:val="262626"/>
         </w:rPr>
         <w:t xml:space="preserve">OWASP API Security Top 10 applied to a payment API: 5 real findings (IDOR, broken auth, data exposure, injection, forged webhooks) independently confirmed exploitable, with a professional findings report.</w:t>
+      </w:r>
+    </w:p>
+    <w:p>
+      <w:pPr/>
+      <w:r>
+        <w:rPr>
+          <w:rFonts w:ascii="Arial" w:hAnsi="Arial" w:cs="Arial"/>
+          <w:sz w:val="24"/>
+          <w:sz-cs w:val="24"/>
+          <w:b/>
+          <w:u w:val="single"/>
+          <w:spacing w:val="0"/>
+          <w:color w:val="0000E9"/>
+        </w:rPr>
+        <w:t xml:space="preserve">qa-ml-model-evaluation-testing</w:t>
+      </w:r>
+      <w:r>
+        <w:rPr>
+          <w:rFonts w:ascii="Arial" w:hAnsi="Arial" w:cs="Arial"/>
+          <w:sz w:val="24"/>
+          <w:sz-cs w:val="24"/>
+          <w:spacing w:val="0"/>
+          <w:color w:val="141414"/>
+        </w:rPr>
+        <w:t xml:space="preserve"/>
+      </w:r>
+    </w:p>
+    <w:p>
+      <w:pPr>
+        <w:spacing w:after="60"/>
+      </w:pPr>
+      <w:r>
+        <w:rPr>
+          <w:rFonts w:ascii="Arial" w:hAnsi="Arial" w:cs="Arial"/>
+          <w:sz w:val="23"/>
+          <w:sz-cs w:val="23"/>
+          <w:spacing w:val="0"/>
+          <w:color w:val="262626"/>
+        </w:rPr>
+        <w:t xml:space="preserve">Precision/recall/F1 benchmarking of a real Hugging Face sentiment model across 74 hand-curated cases: 81.8% overall accuracy, with sarcasm accuracy dropping to 25% — plus adversarial/robustness and fairness-probe testing.</w:t>
+      </w:r>
+    </w:p>
+    <w:p>
+      <w:pPr/>
+      <w:r>
+        <w:rPr>
+          <w:rFonts w:ascii="Arial" w:hAnsi="Arial" w:cs="Arial"/>
+          <w:sz w:val="24"/>
+          <w:sz-cs w:val="24"/>
+          <w:b/>
+          <w:u w:val="single"/>
+          <w:spacing w:val="0"/>
+          <w:color w:val="0000E9"/>
+        </w:rPr>
+        <w:t xml:space="preserve">qa-llm-testing-framework</w:t>
+      </w:r>
+      <w:r>
+        <w:rPr>
+          <w:rFonts w:ascii="Arial" w:hAnsi="Arial" w:cs="Arial"/>
+          <w:sz w:val="24"/>
+          <w:sz-cs w:val="24"/>
+          <w:spacing w:val="0"/>
+          <w:color w:val="141414"/>
+        </w:rPr>
+        <w:t xml:space="preserve"/>
+      </w:r>
+    </w:p>
+    <w:p>
+      <w:pPr>
+        <w:spacing w:after="60"/>
+      </w:pPr>
+      <w:r>
+        <w:rPr>
+          <w:rFonts w:ascii="Arial" w:hAnsi="Arial" w:cs="Arial"/>
+          <w:sz w:val="23"/>
+          <w:sz-cs w:val="23"/>
+          <w:spacing w:val="0"/>
+          <w:color w:val="262626"/>
+        </w:rPr>
+        <w:t xml:space="preserve">LLM output testing: consistency, structured-output validation, prompt-injection resistance, hallucination spot-checks, and refusal-boundary testing — 5 real findings independently verified via actual test runs.</w:t>
       </w:r>
     </w:p>
     <w:p>

--- a/CV_Mohamed_Elaadly.docx
+++ b/CV_Mohamed_Elaadly.docx
@@ -585,7 +585,7 @@
           <w:spacing w:val="0"/>
           <w:color w:val="343434"/>
         </w:rPr>
-        <w:t xml:space="preserve">Jan 2025 – Dec 2025 | Smart Village, Egypt</w:t>
+        <w:t xml:space="preserve">Jan 2025 – Dec 2025 | Stuttgart, Germany</w:t>
       </w:r>
     </w:p>
     <w:p>

--- a/CV_Mohamed_Elaadly.docx
+++ b/CV_Mohamed_Elaadly.docx
@@ -154,7 +154,7 @@
           <w:spacing w:val="0"/>
           <w:color w:val="141414"/>
         </w:rPr>
-        <w:t xml:space="preserve">ISTQB-certified QA Engineer (Foundation, Test Automation Engineering, Performance Testing, Automotive) with 5+ years testing web, mobile, and API systems across fintech payments, automotive safety, and AI/ML products. Currently lead QA for Astra Tech's merchant acquiring &amp; payment core platform (Botim), covering CIT/MIT-compliant payment flows (the Visa/Mastercard stored-credential framework), recurring/tokenized payments, dynamic currency conversion (DCC), card data integrity, and the merchant-facing admin portal — where I raised automated test coverage from 60% to 87% and mentor a team of three engineers. Built automation frameworks in Playwright, Appium, and REST Assured across Java and Python, and have validated AI systems (static analysis, NLP, classification) for correctness beyond fixed-answer testing. Comfortable owning quality end-to-end: test strategy, framework architecture, CI/CD integration, and defect triage in Agile teams with distributed stakeholders (Germany, Romania, UAE, Egypt).</w:t>
+        <w:t xml:space="preserve">ISTQB-certified QA Engineer (Foundation, Test Automation Engineering, Performance Testing, Automotive) with 5+ years testing web, mobile, and API systems across fintech payments, automotive safety, and AI/ML products. Currently lead QA for Botim Astra Tech's merchant acquiring &amp; payment core platform, covering CIT/MIT-compliant payment flows (the Visa/Mastercard stored-credential framework), recurring/tokenized payments, dynamic currency conversion (DCC), card data integrity, and the merchant-facing admin portal — where I raised automated test coverage from 60% to 87% and mentor a team of three engineers. Built automation frameworks in Playwright, Appium, and REST Assured across Java and Python, and have validated AI systems (static analysis, NLP, classification) for correctness beyond fixed-answer testing. Comfortable owning quality end-to-end: test strategy, framework architecture, CI/CD integration, and defect triage in Agile teams with distributed stakeholders (Germany, Romania, UAE, Egypt).</w:t>
       </w:r>
     </w:p>
     <w:p>
@@ -186,7 +186,7 @@
           <w:spacing w:val="0"/>
           <w:color w:val="141414"/>
         </w:rPr>
-        <w:t xml:space="preserve">Quality Assurance Engineer — Astra Tech</w:t>
+        <w:t xml:space="preserve">Quality Assurance Engineer — Botim Astra Tech</w:t>
       </w:r>
     </w:p>
     <w:p>
@@ -231,7 +231,7 @@
           <w:spacing w:val="0"/>
           <w:color w:val="141414"/>
         </w:rPr>
-        <w:t xml:space="preserve">Lead QA for Astra Tech's merchant acquiring &amp; payment core platform (Botim), covering CIT/MIT-compliant payment flows (Visa/Mastercard stored-credential framework), recurring/tokenized (subscription) payments, and dynamic currency conversion (DCC) across millions of transactions.</w:t>
+        <w:t xml:space="preserve">Lead QA for Botim Astra Tech's merchant acquiring &amp; payment core platform, covering CIT/MIT-compliant payment flows (Visa/Mastercard stored-credential framework), recurring/tokenized (subscription) payments, and dynamic currency conversion (DCC) across millions of transactions.</w:t>
       </w:r>
     </w:p>
     <w:p>

--- a/CV_Mohamed_Elaadly.docx
+++ b/CV_Mohamed_Elaadly.docx
@@ -154,7 +154,7 @@
           <w:spacing w:val="0"/>
           <w:color w:val="141414"/>
         </w:rPr>
-        <w:t xml:space="preserve">ISTQB-certified QA Engineer (Foundation, Test Automation Engineering, Performance Testing, Automotive) with 5+ years testing web, mobile, and API systems across fintech payments, automotive safety, and AI/ML products. Currently lead QA for Botim Astra Tech's merchant acquiring &amp; payment core platform, covering CIT/MIT-compliant payment flows (the Visa/Mastercard stored-credential framework), recurring/tokenized payments, dynamic currency conversion (DCC), card data integrity, and the merchant-facing admin portal — where I raised automated test coverage from 60% to 87% and mentor a team of three engineers. Built automation frameworks in Playwright, Appium, and REST Assured across Java and Python, and have validated AI systems (static analysis, NLP, classification) for correctness beyond fixed-answer testing. Comfortable owning quality end-to-end: test strategy, framework architecture, CI/CD integration, and defect triage in Agile teams with distributed stakeholders (Germany, Romania, UAE, Egypt).</w:t>
+        <w:t xml:space="preserve">ISTQB-certified QA Engineer (Foundation, Test Automation Engineering, Performance Testing, Automotive) with 5+ years testing web, mobile, and API systems across fintech payments, automotive safety, and AI/ML products. Currently lead QA for Botim Astra Tech's merchant acquiring &amp; payment core platform, covering CIT/MIT-compliant payment flows (the Visa/Mastercard stored-credential framework), recurring/tokenized payments, dynamic currency conversion (DCC), card data integrity, and the merchant-facing admin portal — where I raised automated test coverage from 60% to 87% and mentor a team of three engineers. Built automation frameworks in Playwright, Appium, and REST Assured across Java and Python, and have validated AI systems (static analysis, NLP, classification) for correctness beyond fixed-answer testing. Comfortable owning quality end-to-end: test strategy, framework architecture, CI/CD integration, and defect triage in Agile teams with distributed stakeholders (Germany, Romania, UAE, Egypt). Also create short video content on LinkedIn explaining testing concepts (featured on my portfolio site).</w:t>
       </w:r>
     </w:p>
     <w:p>

--- a/CV_Mohamed_Elaadly.docx
+++ b/CV_Mohamed_Elaadly.docx
@@ -154,7 +154,136 @@
           <w:spacing w:val="0"/>
           <w:color w:val="141414"/>
         </w:rPr>
-        <w:t xml:space="preserve">ISTQB-certified QA Engineer (Foundation, Test Automation Engineering, Performance Testing, Automotive) with 5+ years testing web, mobile, and API systems across fintech payments, automotive safety, and AI/ML products. Currently lead QA for Botim Astra Tech's merchant acquiring &amp; payment core platform, covering CIT/MIT-compliant payment flows (the Visa/Mastercard stored-credential framework), recurring/tokenized payments, dynamic currency conversion (DCC), card data integrity, and the merchant-facing admin portal — where I raised automated test coverage from 60% to 87% and mentor a team of three engineers. Built automation frameworks in Playwright, Appium, and REST Assured across Java and Python, and have validated AI systems (static analysis, NLP, classification) for correctness beyond fixed-answer testing. Comfortable owning quality end-to-end: test strategy, framework architecture, CI/CD integration, and defect triage in Agile teams with distributed stakeholders (Germany, Romania, UAE, Egypt). Also create short video content on LinkedIn explaining testing concepts (featured on my portfolio site).</w:t>
+        <w:t xml:space="preserve">ISTQB-certified QA Engineer (Foundation, Test Automation Engineering, Performance Testing, Automotive) with 5+ years testing web, mobile, and API systems across fintech payments, automotive safety, and AI/ML products. Currently lead QA for Botim Astra Tech's merchant acquiring &amp; payment core platform, covering CIT/MIT-compliant payment flows (the Visa/Mastercard stored-credential framework), recurring/tokenized payments, dynamic currency conversion (DCC), card data integrity, and the merchant-facing admin portal — where I raised automated test coverage from 60% to 87% and mentor a team of three engineers. Built automation frameworks in Playwright, Appium, and REST Assured across Java and Python, and have validated AI systems (static analysis, NLP, classification) for correctness beyond fixed-answer testing. Comfortable owning quality end-to-end: test strategy, framework architecture, CI/CD integration, and defect triage in Agile teams with distributed stakeholders (Germany, Romania, UAE, Egypt).</w:t>
+      </w:r>
+    </w:p>
+    <w:p>
+      <w:pPr/>
+      <w:r>
+        <w:rPr>
+          <w:rFonts w:ascii="Arial" w:hAnsi="Arial" w:cs="Arial"/>
+          <w:sz w:val="23"/>
+          <w:sz-cs w:val="23"/>
+          <w:b/>
+          <w:spacing w:val="0"/>
+          <w:color w:val="1640A0"/>
+        </w:rPr>
+        <w:t xml:space="preserve">🎥 Featured Videos</w:t>
+      </w:r>
+      <w:r>
+        <w:rPr>
+          <w:rFonts w:ascii="Arial" w:hAnsi="Arial" w:cs="Arial"/>
+          <w:sz w:val="23"/>
+          <w:sz-cs w:val="23"/>
+          <w:spacing w:val="0"/>
+          <w:color w:val="141414"/>
+        </w:rPr>
+        <w:t xml:space="preserve"> — I create short testing-explainer videos on LinkedIn, also featured on my portfolio: </w:t>
+      </w:r>
+      <w:r>
+        <w:rPr>
+          <w:rFonts w:ascii="Arial" w:hAnsi="Arial" w:cs="Arial"/>
+          <w:sz w:val="23"/>
+          <w:sz-cs w:val="23"/>
+          <w:b/>
+          <w:spacing w:val="0"/>
+          <w:color w:val="141414"/>
+        </w:rPr>
+        <w:t xml:space="preserve">Error vs. Defect vs. Failure vs. Root Cause</w:t>
+      </w:r>
+      <w:r>
+        <w:rPr>
+          <w:rFonts w:ascii="Arial" w:hAnsi="Arial" w:cs="Arial"/>
+          <w:sz w:val="23"/>
+          <w:sz-cs w:val="23"/>
+          <w:spacing w:val="0"/>
+          <w:color w:val="141414"/>
+        </w:rPr>
+        <w:t xml:space="preserve"> · </w:t>
+      </w:r>
+      <w:r>
+        <w:rPr>
+          <w:rFonts w:ascii="Arial" w:hAnsi="Arial" w:cs="Arial"/>
+          <w:sz w:val="23"/>
+          <w:sz-cs w:val="23"/>
+          <w:b/>
+          <w:spacing w:val="0"/>
+          <w:color w:val="141414"/>
+        </w:rPr>
+        <w:t xml:space="preserve">6 Performance Testing Types</w:t>
+      </w:r>
+      <w:r>
+        <w:rPr>
+          <w:rFonts w:ascii="Arial" w:hAnsi="Arial" w:cs="Arial"/>
+          <w:sz w:val="23"/>
+          <w:sz-cs w:val="23"/>
+          <w:spacing w:val="0"/>
+          <w:color w:val="141414"/>
+        </w:rPr>
+        <w:t xml:space="preserve"> · </w:t>
+      </w:r>
+      <w:r>
+        <w:rPr>
+          <w:rFonts w:ascii="Arial" w:hAnsi="Arial" w:cs="Arial"/>
+          <w:sz w:val="23"/>
+          <w:sz-cs w:val="23"/>
+          <w:b/>
+          <w:spacing w:val="0"/>
+          <w:color w:val="141414"/>
+        </w:rPr>
+        <w:t xml:space="preserve">ISTQB CTFL Chapter 3: Static Testing</w:t>
+      </w:r>
+      <w:r>
+        <w:rPr>
+          <w:rFonts w:ascii="Arial" w:hAnsi="Arial" w:cs="Arial"/>
+          <w:sz w:val="23"/>
+          <w:sz-cs w:val="23"/>
+          <w:spacing w:val="0"/>
+          <w:color w:val="141414"/>
+        </w:rPr>
+        <w:t xml:space="preserve"> · </w:t>
+      </w:r>
+      <w:r>
+        <w:rPr>
+          <w:rFonts w:ascii="Arial" w:hAnsi="Arial" w:cs="Arial"/>
+          <w:sz w:val="23"/>
+          <w:sz-cs w:val="23"/>
+          <w:b/>
+          <w:spacing w:val="0"/>
+          <w:color w:val="141414"/>
+        </w:rPr>
+        <w:t xml:space="preserve">A Small Defect Can Be a Financial Incident</w:t>
+      </w:r>
+      <w:r>
+        <w:rPr>
+          <w:rFonts w:ascii="Arial" w:hAnsi="Arial" w:cs="Arial"/>
+          <w:sz w:val="23"/>
+          <w:sz-cs w:val="23"/>
+          <w:spacing w:val="0"/>
+          <w:color w:val="141414"/>
+        </w:rPr>
+        <w:t xml:space="preserve"> — </w:t>
+      </w:r>
+      <w:r>
+        <w:rPr>
+          <w:rFonts w:ascii="Arial" w:hAnsi="Arial" w:cs="Arial"/>
+          <w:sz w:val="23"/>
+          <w:sz-cs w:val="23"/>
+          <w:u w:val="single"/>
+          <w:spacing w:val="0"/>
+          <w:color w:val="1640A0"/>
+        </w:rPr>
+        <w:t xml:space="preserve">watch at mohbasem25.github.io/#videos</w:t>
+      </w:r>
+      <w:r>
+        <w:rPr>
+          <w:rFonts w:ascii="Arial" w:hAnsi="Arial" w:cs="Arial"/>
+          <w:sz w:val="23"/>
+          <w:sz-cs w:val="23"/>
+          <w:spacing w:val="0"/>
+          <w:color w:val="141414"/>
+        </w:rPr>
+        <w:t xml:space="preserve"/>
       </w:r>
     </w:p>
     <w:p>

--- a/CV_Mohamed_Elaadly.docx
+++ b/CV_Mohamed_Elaadly.docx
@@ -168,17 +168,17 @@
           <w:spacing w:val="0"/>
           <w:color w:val="1640A0"/>
         </w:rPr>
-        <w:t xml:space="preserve">🎥 Featured Videos</w:t>
-      </w:r>
-      <w:r>
-        <w:rPr>
-          <w:rFonts w:ascii="Arial" w:hAnsi="Arial" w:cs="Arial"/>
-          <w:sz w:val="23"/>
-          <w:sz-cs w:val="23"/>
-          <w:spacing w:val="0"/>
-          <w:color w:val="141414"/>
-        </w:rPr>
-        <w:t xml:space="preserve"> — I create short testing-explainer videos on LinkedIn, also featured on my portfolio: </w:t>
+        <w:t xml:space="preserve">🎥 I lecture my QA colleagues at Botim Astra Tech on ISTQB certifications and software testing concepts</w:t>
+      </w:r>
+      <w:r>
+        <w:rPr>
+          <w:rFonts w:ascii="Arial" w:hAnsi="Arial" w:cs="Arial"/>
+          <w:sz w:val="23"/>
+          <w:sz-cs w:val="23"/>
+          <w:spacing w:val="0"/>
+          <w:color w:val="141414"/>
+        </w:rPr>
+        <w:t xml:space="preserve"> — short clips on LinkedIn, also featured on my portfolio: </w:t>
       </w:r>
       <w:r>
         <w:rPr>

--- a/CV_Mohamed_Elaadly.docx
+++ b/CV_Mohamed_Elaadly.docx
@@ -168,7 +168,7 @@
           <w:spacing w:val="0"/>
           <w:color w:val="1640A0"/>
         </w:rPr>
-        <w:t xml:space="preserve">🎥 I lecture my QA colleagues at Botim Astra Tech on ISTQB certifications and software testing concepts</w:t>
+        <w:t xml:space="preserve">🎥 I am a professional lecturer that explains ISTQB certificates and software testing concepts</w:t>
       </w:r>
       <w:r>
         <w:rPr>
